--- a/DOCS/N0046电子定义书V5-20250920.docx
+++ b/DOCS/N0046电子定义书V5-20250920.docx
@@ -2406,19 +2406,11 @@
             </w:pPr>
             <w:r>
               <w:rPr>
-                <w:rFonts w:ascii="微软雅黑" w:eastAsia="微软雅黑" w:hAnsi="微软雅黑" w:cs="微软雅黑"/>
-                <w:sz w:val="20"/>
-                <w:lang w:eastAsia="zh-CN"/>
-              </w:rPr>
-              <w:t>P</w:t>
-            </w:r>
-            <w:r>
-              <w:rPr>
                 <w:rFonts w:ascii="微软雅黑" w:eastAsia="微软雅黑" w:hAnsi="微软雅黑" w:cs="微软雅黑" w:hint="eastAsia"/>
                 <w:sz w:val="20"/>
                 <w:lang w:eastAsia="zh-CN"/>
               </w:rPr>
-              <w:t>ixart PAR2860QN_QFN48</w:t>
+              <w:t>沁恒CH584M</w:t>
             </w:r>
           </w:p>
         </w:tc>
@@ -12221,7 +12213,7 @@
     <w:p>
       <w:pPr>
         <w:rPr>
-          <w:rFonts w:ascii="Heiti SC Light" w:eastAsia="Heiti SC Light" w:hAnsi="Heiti SC Light"/>
+          <w:rFonts w:ascii="Heiti SC Light" w:eastAsia="Heiti SC Light" w:hAnsi="Heiti SC Light" w:hint="eastAsia"/>
           <w:sz w:val="20"/>
           <w:szCs w:val="22"/>
           <w:lang w:eastAsia="zh-CN"/>
@@ -12232,13 +12224,12 @@
       <w:pPr>
         <w:pStyle w:val="2"/>
         <w:rPr>
+          <w:lang w:eastAsia="zh-CN"/>
+        </w:rPr>
+      </w:pPr>
+      <w:r>
+        <w:rPr>
           <w:rFonts w:hint="eastAsia"/>
-          <w:lang w:eastAsia="zh-CN"/>
-        </w:rPr>
-      </w:pPr>
-      <w:r>
-        <w:rPr>
-          <w:rFonts w:hint="eastAsia"/>
         </w:rPr>
         <w:t>功耗</w:t>
       </w:r>
@@ -12246,7 +12237,7 @@
     <w:p>
       <w:pPr>
         <w:rPr>
-          <w:rFonts w:ascii="微软雅黑" w:eastAsia="微软雅黑" w:hAnsi="微软雅黑" w:cs="微软雅黑"/>
+          <w:rFonts w:ascii="微软雅黑" w:eastAsia="微软雅黑" w:hAnsi="微软雅黑" w:cs="微软雅黑" w:hint="eastAsia"/>
           <w:sz w:val="20"/>
           <w:szCs w:val="22"/>
           <w:lang w:eastAsia="zh-CN"/>
@@ -12265,7 +12256,7 @@
     <w:p>
       <w:pPr>
         <w:rPr>
-          <w:rFonts w:ascii="微软雅黑" w:eastAsia="微软雅黑" w:hAnsi="微软雅黑" w:cs="微软雅黑"/>
+          <w:rFonts w:ascii="微软雅黑" w:eastAsia="微软雅黑" w:hAnsi="微软雅黑" w:cs="微软雅黑" w:hint="eastAsia"/>
           <w:sz w:val="20"/>
           <w:szCs w:val="22"/>
           <w:lang w:eastAsia="zh-CN"/>
@@ -12284,7 +12275,7 @@
     <w:p>
       <w:pPr>
         <w:rPr>
-          <w:rFonts w:ascii="微软雅黑" w:eastAsia="微软雅黑" w:hAnsi="微软雅黑" w:cs="微软雅黑"/>
+          <w:rFonts w:ascii="微软雅黑" w:eastAsia="微软雅黑" w:hAnsi="微软雅黑" w:cs="微软雅黑" w:hint="eastAsia"/>
           <w:sz w:val="20"/>
           <w:szCs w:val="22"/>
           <w:lang w:eastAsia="zh-CN"/>
@@ -14158,8 +14149,10 @@
     <w:rsid w:val="005A6AA5"/>
     <w:rsid w:val="005C40B0"/>
     <w:rsid w:val="005F59C1"/>
+    <w:rsid w:val="0064760B"/>
     <w:rsid w:val="006853C6"/>
     <w:rsid w:val="00711318"/>
+    <w:rsid w:val="00747707"/>
     <w:rsid w:val="007618BB"/>
     <w:rsid w:val="007F2220"/>
     <w:rsid w:val="007F7168"/>
